--- a/template_pernyataan.docx
+++ b/template_pernyataan.docx
@@ -43,9 +43,9 @@
         </w:tblBorders>
       </w:tblPr>
       <w:tblGrid>
-        <w:gridCol w:w="2740"/>
-        <w:gridCol w:w="2740"/>
-        <w:gridCol w:w="2740"/>
+        <w:gridCol w:w="2300"/>
+        <w:gridCol w:w="250"/>
+        <w:gridCol w:w="6900"/>
       </w:tblGrid>
       <w:tr>
         <w:trPr>
@@ -53,7 +53,7 @@
         </w:trPr>
         <w:tc>
           <w:tcPr>
-            <w:tcW w:type="dxa" w:w="2154"/>
+            <w:tcW w:type="dxa" w:w="2300"/>
             <w:tcMar>
               <w:top w:w="20" w:type="dxa"/>
               <w:bottom w:w="20" w:type="dxa"/>
@@ -77,7 +77,7 @@
         </w:tc>
         <w:tc>
           <w:tcPr>
-            <w:tcW w:type="dxa" w:w="340"/>
+            <w:tcW w:type="dxa" w:w="250"/>
             <w:tcMar>
               <w:top w:w="20" w:type="dxa"/>
               <w:bottom w:w="20" w:type="dxa"/>
@@ -100,11 +100,11 @@
         </w:tc>
         <w:tc>
           <w:tcPr>
-            <w:tcW w:type="dxa" w:w="5669"/>
+            <w:tcW w:type="dxa" w:w="6900"/>
             <w:tcMar>
               <w:top w:w="20" w:type="dxa"/>
               <w:bottom w:w="20" w:type="dxa"/>
-              <w:left w:w="0" w:type="dxa"/>
+              <w:left w:w="100" w:type="dxa"/>
               <w:right w:w="0" w:type="dxa"/>
             </w:tcMar>
           </w:tcPr>
@@ -128,7 +128,7 @@
         </w:trPr>
         <w:tc>
           <w:tcPr>
-            <w:tcW w:type="dxa" w:w="2154"/>
+            <w:tcW w:type="dxa" w:w="2300"/>
             <w:tcMar>
               <w:top w:w="20" w:type="dxa"/>
               <w:bottom w:w="20" w:type="dxa"/>
@@ -152,7 +152,7 @@
         </w:tc>
         <w:tc>
           <w:tcPr>
-            <w:tcW w:type="dxa" w:w="340"/>
+            <w:tcW w:type="dxa" w:w="250"/>
             <w:tcMar>
               <w:top w:w="20" w:type="dxa"/>
               <w:bottom w:w="20" w:type="dxa"/>
@@ -175,11 +175,11 @@
         </w:tc>
         <w:tc>
           <w:tcPr>
-            <w:tcW w:type="dxa" w:w="5669"/>
+            <w:tcW w:type="dxa" w:w="6900"/>
             <w:tcMar>
               <w:top w:w="20" w:type="dxa"/>
               <w:bottom w:w="20" w:type="dxa"/>
-              <w:left w:w="0" w:type="dxa"/>
+              <w:left w:w="100" w:type="dxa"/>
               <w:right w:w="0" w:type="dxa"/>
             </w:tcMar>
           </w:tcPr>
@@ -203,7 +203,7 @@
         </w:trPr>
         <w:tc>
           <w:tcPr>
-            <w:tcW w:type="dxa" w:w="2154"/>
+            <w:tcW w:type="dxa" w:w="2300"/>
             <w:tcMar>
               <w:top w:w="20" w:type="dxa"/>
               <w:bottom w:w="20" w:type="dxa"/>
@@ -227,7 +227,7 @@
         </w:tc>
         <w:tc>
           <w:tcPr>
-            <w:tcW w:type="dxa" w:w="340"/>
+            <w:tcW w:type="dxa" w:w="250"/>
             <w:tcMar>
               <w:top w:w="20" w:type="dxa"/>
               <w:bottom w:w="20" w:type="dxa"/>
@@ -250,11 +250,11 @@
         </w:tc>
         <w:tc>
           <w:tcPr>
-            <w:tcW w:type="dxa" w:w="5669"/>
+            <w:tcW w:type="dxa" w:w="6900"/>
             <w:tcMar>
               <w:top w:w="20" w:type="dxa"/>
               <w:bottom w:w="20" w:type="dxa"/>
-              <w:left w:w="0" w:type="dxa"/>
+              <w:left w:w="100" w:type="dxa"/>
               <w:right w:w="0" w:type="dxa"/>
             </w:tcMar>
           </w:tcPr>
